--- a/report/UCS645_Samia_Sharif_102303840.docx
+++ b/report/UCS645_Samia_Sharif_102303840.docx
@@ -748,7 +748,7 @@
               <w:sz w:val="28"/>
               <w:szCs w:val="28"/>
             </w:rPr>
-            <w:t>9</w:t>
+            <w:t>15</w:t>
           </w:r>
         </w:p>
         <w:p>
@@ -4074,6 +4074,612 @@
       <w:pPr>
         <w:spacing w:before="120"/>
       </w:pPr>
+      <w:r>
+        <w:t>Sequential</w:t>
+      </w:r>
+    </w:p>
+    <w:p>
+      <w:pPr>
+        <w:spacing w:before="120"/>
+      </w:pPr>
+      <w:r>
+        <w:drawing>
+          <wp:inline distT="0" distB="0" distL="0" distR="0" wp14:anchorId="6A3CA653" wp14:editId="22060175">
+            <wp:extent cx="3988676" cy="2579855"/>
+            <wp:effectExtent l="0" t="0" r="0" b="0"/>
+            <wp:docPr id="1178504832" name="Picture 1"/>
+            <wp:cNvGraphicFramePr>
+              <a:graphicFrameLocks xmlns:a="http://schemas.openxmlformats.org/drawingml/2006/main" noChangeAspect="1"/>
+            </wp:cNvGraphicFramePr>
+            <a:graphic xmlns:a="http://schemas.openxmlformats.org/drawingml/2006/main">
+              <a:graphicData uri="http://schemas.openxmlformats.org/drawingml/2006/picture">
+                <pic:pic xmlns:pic="http://schemas.openxmlformats.org/drawingml/2006/picture">
+                  <pic:nvPicPr>
+                    <pic:cNvPr id="1178504832" name=""/>
+                    <pic:cNvPicPr/>
+                  </pic:nvPicPr>
+                  <pic:blipFill>
+                    <a:blip r:embed="rId6"/>
+                    <a:stretch>
+                      <a:fillRect/>
+                    </a:stretch>
+                  </pic:blipFill>
+                  <pic:spPr>
+                    <a:xfrm>
+                      <a:off x="0" y="0"/>
+                      <a:ext cx="3998579" cy="2586260"/>
+                    </a:xfrm>
+                    <a:prstGeom prst="rect">
+                      <a:avLst/>
+                    </a:prstGeom>
+                  </pic:spPr>
+                </pic:pic>
+              </a:graphicData>
+            </a:graphic>
+          </wp:inline>
+        </w:drawing>
+      </w:r>
+    </w:p>
+    <w:p>
+      <w:pPr>
+        <w:spacing w:before="120"/>
+      </w:pPr>
+      <w:r>
+        <w:lastRenderedPageBreak/>
+        <w:drawing>
+          <wp:inline distT="0" distB="0" distL="0" distR="0" wp14:anchorId="2C5DCE66" wp14:editId="045DBFB1">
+            <wp:extent cx="5943600" cy="3879850"/>
+            <wp:effectExtent l="0" t="0" r="0" b="5715"/>
+            <wp:docPr id="1273764258" name="Picture 1"/>
+            <wp:cNvGraphicFramePr>
+              <a:graphicFrameLocks xmlns:a="http://schemas.openxmlformats.org/drawingml/2006/main" noChangeAspect="1"/>
+            </wp:cNvGraphicFramePr>
+            <a:graphic xmlns:a="http://schemas.openxmlformats.org/drawingml/2006/main">
+              <a:graphicData uri="http://schemas.openxmlformats.org/drawingml/2006/picture">
+                <pic:pic xmlns:pic="http://schemas.openxmlformats.org/drawingml/2006/picture">
+                  <pic:nvPicPr>
+                    <pic:cNvPr id="1273764258" name=""/>
+                    <pic:cNvPicPr/>
+                  </pic:nvPicPr>
+                  <pic:blipFill>
+                    <a:blip r:embed="rId7"/>
+                    <a:stretch>
+                      <a:fillRect/>
+                    </a:stretch>
+                  </pic:blipFill>
+                  <pic:spPr>
+                    <a:xfrm>
+                      <a:off x="0" y="0"/>
+                      <a:ext cx="5943600" cy="3879850"/>
+                    </a:xfrm>
+                    <a:prstGeom prst="rect">
+                      <a:avLst/>
+                    </a:prstGeom>
+                  </pic:spPr>
+                </pic:pic>
+              </a:graphicData>
+            </a:graphic>
+          </wp:inline>
+        </w:drawing>
+      </w:r>
+    </w:p>
+    <w:p>
+      <w:pPr>
+        <w:spacing w:before="120"/>
+      </w:pPr>
+      <w:r>
+        <w:drawing>
+          <wp:inline distT="0" distB="0" distL="0" distR="0" wp14:anchorId="2C6D2A98" wp14:editId="25713DD4">
+            <wp:extent cx="5943600" cy="3890645"/>
+            <wp:effectExtent l="0" t="0" r="0" b="0"/>
+            <wp:docPr id="824949614" name="Picture 1"/>
+            <wp:cNvGraphicFramePr>
+              <a:graphicFrameLocks xmlns:a="http://schemas.openxmlformats.org/drawingml/2006/main" noChangeAspect="1"/>
+            </wp:cNvGraphicFramePr>
+            <a:graphic xmlns:a="http://schemas.openxmlformats.org/drawingml/2006/main">
+              <a:graphicData uri="http://schemas.openxmlformats.org/drawingml/2006/picture">
+                <pic:pic xmlns:pic="http://schemas.openxmlformats.org/drawingml/2006/picture">
+                  <pic:nvPicPr>
+                    <pic:cNvPr id="824949614" name=""/>
+                    <pic:cNvPicPr/>
+                  </pic:nvPicPr>
+                  <pic:blipFill>
+                    <a:blip r:embed="rId8"/>
+                    <a:stretch>
+                      <a:fillRect/>
+                    </a:stretch>
+                  </pic:blipFill>
+                  <pic:spPr>
+                    <a:xfrm>
+                      <a:off x="0" y="0"/>
+                      <a:ext cx="5943600" cy="3890645"/>
+                    </a:xfrm>
+                    <a:prstGeom prst="rect">
+                      <a:avLst/>
+                    </a:prstGeom>
+                  </pic:spPr>
+                </pic:pic>
+              </a:graphicData>
+            </a:graphic>
+          </wp:inline>
+        </w:drawing>
+      </w:r>
+    </w:p>
+    <w:p>
+      <w:pPr>
+        <w:spacing w:before="120"/>
+      </w:pPr>
+      <w:r>
+        <w:lastRenderedPageBreak/>
+        <w:drawing>
+          <wp:inline distT="0" distB="0" distL="0" distR="0" wp14:anchorId="01D0B367" wp14:editId="1ADBFE93">
+            <wp:extent cx="5943600" cy="3852545"/>
+            <wp:effectExtent l="0" t="0" r="0" b="0"/>
+            <wp:docPr id="119744645" name="Picture 1"/>
+            <wp:cNvGraphicFramePr>
+              <a:graphicFrameLocks xmlns:a="http://schemas.openxmlformats.org/drawingml/2006/main" noChangeAspect="1"/>
+            </wp:cNvGraphicFramePr>
+            <a:graphic xmlns:a="http://schemas.openxmlformats.org/drawingml/2006/main">
+              <a:graphicData uri="http://schemas.openxmlformats.org/drawingml/2006/picture">
+                <pic:pic xmlns:pic="http://schemas.openxmlformats.org/drawingml/2006/picture">
+                  <pic:nvPicPr>
+                    <pic:cNvPr id="119744645" name=""/>
+                    <pic:cNvPicPr/>
+                  </pic:nvPicPr>
+                  <pic:blipFill>
+                    <a:blip r:embed="rId9"/>
+                    <a:stretch>
+                      <a:fillRect/>
+                    </a:stretch>
+                  </pic:blipFill>
+                  <pic:spPr>
+                    <a:xfrm>
+                      <a:off x="0" y="0"/>
+                      <a:ext cx="5943600" cy="3852545"/>
+                    </a:xfrm>
+                    <a:prstGeom prst="rect">
+                      <a:avLst/>
+                    </a:prstGeom>
+                  </pic:spPr>
+                </pic:pic>
+              </a:graphicData>
+            </a:graphic>
+          </wp:inline>
+        </w:drawing>
+      </w:r>
+    </w:p>
+    <w:p>
+      <w:pPr>
+        <w:spacing w:before="120"/>
+      </w:pPr>
+    </w:p>
+    <w:p>
+      <w:pPr>
+        <w:spacing w:after="120"/>
+        <w:jc w:val="both"/>
+        <w:rPr>
+          <w:b/>
+          <w:bCs/>
+        </w:rPr>
+      </w:pPr>
+      <w:r>
+        <w:rPr>
+          <w:b/>
+          <w:bCs/>
+        </w:rPr>
+        <w:drawing>
+          <wp:inline distT="0" distB="0" distL="0" distR="0" wp14:anchorId="18BA1445" wp14:editId="35A85476">
+            <wp:extent cx="2400635" cy="304843"/>
+            <wp:effectExtent l="0" t="0" r="0" b="0"/>
+            <wp:docPr id="800056630" name="Picture 1"/>
+            <wp:cNvGraphicFramePr>
+              <a:graphicFrameLocks xmlns:a="http://schemas.openxmlformats.org/drawingml/2006/main" noChangeAspect="1"/>
+            </wp:cNvGraphicFramePr>
+            <a:graphic xmlns:a="http://schemas.openxmlformats.org/drawingml/2006/main">
+              <a:graphicData uri="http://schemas.openxmlformats.org/drawingml/2006/picture">
+                <pic:pic xmlns:pic="http://schemas.openxmlformats.org/drawingml/2006/picture">
+                  <pic:nvPicPr>
+                    <pic:cNvPr id="800056630" name=""/>
+                    <pic:cNvPicPr/>
+                  </pic:nvPicPr>
+                  <pic:blipFill>
+                    <a:blip r:embed="rId10"/>
+                    <a:stretch>
+                      <a:fillRect/>
+                    </a:stretch>
+                  </pic:blipFill>
+                  <pic:spPr>
+                    <a:xfrm>
+                      <a:off x="0" y="0"/>
+                      <a:ext cx="2400635" cy="304843"/>
+                    </a:xfrm>
+                    <a:prstGeom prst="rect">
+                      <a:avLst/>
+                    </a:prstGeom>
+                  </pic:spPr>
+                </pic:pic>
+              </a:graphicData>
+            </a:graphic>
+          </wp:inline>
+        </w:drawing>
+      </w:r>
+    </w:p>
+    <w:p>
+      <w:pPr>
+        <w:spacing w:after="120"/>
+        <w:jc w:val="both"/>
+        <w:rPr>
+          <w:b/>
+          <w:bCs/>
+        </w:rPr>
+      </w:pPr>
+      <w:r>
+        <w:rPr>
+          <w:b/>
+          <w:bCs/>
+        </w:rPr>
+        <w:t>Parallel</w:t>
+      </w:r>
+    </w:p>
+    <w:p>
+      <w:pPr>
+        <w:spacing w:after="120"/>
+        <w:jc w:val="both"/>
+        <w:rPr>
+          <w:b/>
+          <w:bCs/>
+        </w:rPr>
+      </w:pPr>
+      <w:r>
+        <w:rPr>
+          <w:b/>
+          <w:bCs/>
+        </w:rPr>
+        <w:drawing>
+          <wp:inline distT="0" distB="0" distL="0" distR="0" wp14:anchorId="3C668FE3" wp14:editId="11FA090B">
+            <wp:extent cx="5013434" cy="3239985"/>
+            <wp:effectExtent l="0" t="0" r="0" b="0"/>
+            <wp:docPr id="789834337" name="Picture 1"/>
+            <wp:cNvGraphicFramePr>
+              <a:graphicFrameLocks xmlns:a="http://schemas.openxmlformats.org/drawingml/2006/main" noChangeAspect="1"/>
+            </wp:cNvGraphicFramePr>
+            <a:graphic xmlns:a="http://schemas.openxmlformats.org/drawingml/2006/main">
+              <a:graphicData uri="http://schemas.openxmlformats.org/drawingml/2006/picture">
+                <pic:pic xmlns:pic="http://schemas.openxmlformats.org/drawingml/2006/picture">
+                  <pic:nvPicPr>
+                    <pic:cNvPr id="789834337" name=""/>
+                    <pic:cNvPicPr/>
+                  </pic:nvPicPr>
+                  <pic:blipFill>
+                    <a:blip r:embed="rId11"/>
+                    <a:stretch>
+                      <a:fillRect/>
+                    </a:stretch>
+                  </pic:blipFill>
+                  <pic:spPr>
+                    <a:xfrm>
+                      <a:off x="0" y="0"/>
+                      <a:ext cx="5020456" cy="3244523"/>
+                    </a:xfrm>
+                    <a:prstGeom prst="rect">
+                      <a:avLst/>
+                    </a:prstGeom>
+                  </pic:spPr>
+                </pic:pic>
+              </a:graphicData>
+            </a:graphic>
+          </wp:inline>
+        </w:drawing>
+      </w:r>
+    </w:p>
+    <w:p>
+      <w:pPr>
+        <w:spacing w:after="120"/>
+        <w:jc w:val="both"/>
+        <w:rPr>
+          <w:b/>
+          <w:bCs/>
+        </w:rPr>
+      </w:pPr>
+      <w:r>
+        <w:rPr>
+          <w:b/>
+          <w:bCs/>
+        </w:rPr>
+        <w:lastRenderedPageBreak/>
+        <w:drawing>
+          <wp:inline distT="0" distB="0" distL="0" distR="0" wp14:anchorId="5765AA5A" wp14:editId="6CD7CFB9">
+            <wp:extent cx="5943600" cy="3870960"/>
+            <wp:effectExtent l="0" t="0" r="0" b="0"/>
+            <wp:docPr id="220702324" name="Picture 1"/>
+            <wp:cNvGraphicFramePr>
+              <a:graphicFrameLocks xmlns:a="http://schemas.openxmlformats.org/drawingml/2006/main" noChangeAspect="1"/>
+            </wp:cNvGraphicFramePr>
+            <a:graphic xmlns:a="http://schemas.openxmlformats.org/drawingml/2006/main">
+              <a:graphicData uri="http://schemas.openxmlformats.org/drawingml/2006/picture">
+                <pic:pic xmlns:pic="http://schemas.openxmlformats.org/drawingml/2006/picture">
+                  <pic:nvPicPr>
+                    <pic:cNvPr id="220702324" name=""/>
+                    <pic:cNvPicPr/>
+                  </pic:nvPicPr>
+                  <pic:blipFill>
+                    <a:blip r:embed="rId12"/>
+                    <a:stretch>
+                      <a:fillRect/>
+                    </a:stretch>
+                  </pic:blipFill>
+                  <pic:spPr>
+                    <a:xfrm>
+                      <a:off x="0" y="0"/>
+                      <a:ext cx="5943600" cy="3870960"/>
+                    </a:xfrm>
+                    <a:prstGeom prst="rect">
+                      <a:avLst/>
+                    </a:prstGeom>
+                  </pic:spPr>
+                </pic:pic>
+              </a:graphicData>
+            </a:graphic>
+          </wp:inline>
+        </w:drawing>
+      </w:r>
+    </w:p>
+    <w:p>
+      <w:pPr>
+        <w:spacing w:after="120"/>
+        <w:jc w:val="both"/>
+        <w:rPr>
+          <w:b/>
+          <w:bCs/>
+        </w:rPr>
+      </w:pPr>
+      <w:r>
+        <w:rPr>
+          <w:b/>
+          <w:bCs/>
+        </w:rPr>
+        <w:drawing>
+          <wp:inline distT="0" distB="0" distL="0" distR="0" wp14:anchorId="5853E58D" wp14:editId="11668C61">
+            <wp:extent cx="5943600" cy="3904615"/>
+            <wp:effectExtent l="0" t="0" r="0" b="635"/>
+            <wp:docPr id="1237190813" name="Picture 1"/>
+            <wp:cNvGraphicFramePr>
+              <a:graphicFrameLocks xmlns:a="http://schemas.openxmlformats.org/drawingml/2006/main" noChangeAspect="1"/>
+            </wp:cNvGraphicFramePr>
+            <a:graphic xmlns:a="http://schemas.openxmlformats.org/drawingml/2006/main">
+              <a:graphicData uri="http://schemas.openxmlformats.org/drawingml/2006/picture">
+                <pic:pic xmlns:pic="http://schemas.openxmlformats.org/drawingml/2006/picture">
+                  <pic:nvPicPr>
+                    <pic:cNvPr id="1237190813" name=""/>
+                    <pic:cNvPicPr/>
+                  </pic:nvPicPr>
+                  <pic:blipFill>
+                    <a:blip r:embed="rId13"/>
+                    <a:stretch>
+                      <a:fillRect/>
+                    </a:stretch>
+                  </pic:blipFill>
+                  <pic:spPr>
+                    <a:xfrm>
+                      <a:off x="0" y="0"/>
+                      <a:ext cx="5943600" cy="3904615"/>
+                    </a:xfrm>
+                    <a:prstGeom prst="rect">
+                      <a:avLst/>
+                    </a:prstGeom>
+                  </pic:spPr>
+                </pic:pic>
+              </a:graphicData>
+            </a:graphic>
+          </wp:inline>
+        </w:drawing>
+      </w:r>
+    </w:p>
+    <w:p>
+      <w:pPr>
+        <w:spacing w:after="120"/>
+        <w:jc w:val="both"/>
+        <w:rPr>
+          <w:b/>
+          <w:bCs/>
+        </w:rPr>
+      </w:pPr>
+      <w:r>
+        <w:rPr>
+          <w:b/>
+          <w:bCs/>
+        </w:rPr>
+        <w:lastRenderedPageBreak/>
+        <w:drawing>
+          <wp:inline distT="0" distB="0" distL="0" distR="0" wp14:anchorId="3F38F27F" wp14:editId="00C0E4C9">
+            <wp:extent cx="5943600" cy="3866515"/>
+            <wp:effectExtent l="0" t="0" r="0" b="635"/>
+            <wp:docPr id="1087586017" name="Picture 1"/>
+            <wp:cNvGraphicFramePr>
+              <a:graphicFrameLocks xmlns:a="http://schemas.openxmlformats.org/drawingml/2006/main" noChangeAspect="1"/>
+            </wp:cNvGraphicFramePr>
+            <a:graphic xmlns:a="http://schemas.openxmlformats.org/drawingml/2006/main">
+              <a:graphicData uri="http://schemas.openxmlformats.org/drawingml/2006/picture">
+                <pic:pic xmlns:pic="http://schemas.openxmlformats.org/drawingml/2006/picture">
+                  <pic:nvPicPr>
+                    <pic:cNvPr id="1087586017" name=""/>
+                    <pic:cNvPicPr/>
+                  </pic:nvPicPr>
+                  <pic:blipFill>
+                    <a:blip r:embed="rId14"/>
+                    <a:stretch>
+                      <a:fillRect/>
+                    </a:stretch>
+                  </pic:blipFill>
+                  <pic:spPr>
+                    <a:xfrm>
+                      <a:off x="0" y="0"/>
+                      <a:ext cx="5943600" cy="3866515"/>
+                    </a:xfrm>
+                    <a:prstGeom prst="rect">
+                      <a:avLst/>
+                    </a:prstGeom>
+                  </pic:spPr>
+                </pic:pic>
+              </a:graphicData>
+            </a:graphic>
+          </wp:inline>
+        </w:drawing>
+      </w:r>
+    </w:p>
+    <w:p>
+      <w:pPr>
+        <w:spacing w:after="120"/>
+        <w:jc w:val="both"/>
+        <w:rPr>
+          <w:b/>
+          <w:bCs/>
+        </w:rPr>
+      </w:pPr>
+      <w:r>
+        <w:rPr>
+          <w:b/>
+          <w:bCs/>
+        </w:rPr>
+        <w:drawing>
+          <wp:inline distT="0" distB="0" distL="0" distR="0" wp14:anchorId="1B327835" wp14:editId="364CC787">
+            <wp:extent cx="5943600" cy="3886200"/>
+            <wp:effectExtent l="0" t="0" r="0" b="0"/>
+            <wp:docPr id="1799116054" name="Picture 1"/>
+            <wp:cNvGraphicFramePr>
+              <a:graphicFrameLocks xmlns:a="http://schemas.openxmlformats.org/drawingml/2006/main" noChangeAspect="1"/>
+            </wp:cNvGraphicFramePr>
+            <a:graphic xmlns:a="http://schemas.openxmlformats.org/drawingml/2006/main">
+              <a:graphicData uri="http://schemas.openxmlformats.org/drawingml/2006/picture">
+                <pic:pic xmlns:pic="http://schemas.openxmlformats.org/drawingml/2006/picture">
+                  <pic:nvPicPr>
+                    <pic:cNvPr id="1799116054" name=""/>
+                    <pic:cNvPicPr/>
+                  </pic:nvPicPr>
+                  <pic:blipFill>
+                    <a:blip r:embed="rId15"/>
+                    <a:stretch>
+                      <a:fillRect/>
+                    </a:stretch>
+                  </pic:blipFill>
+                  <pic:spPr>
+                    <a:xfrm>
+                      <a:off x="0" y="0"/>
+                      <a:ext cx="5943600" cy="3886200"/>
+                    </a:xfrm>
+                    <a:prstGeom prst="rect">
+                      <a:avLst/>
+                    </a:prstGeom>
+                  </pic:spPr>
+                </pic:pic>
+              </a:graphicData>
+            </a:graphic>
+          </wp:inline>
+        </w:drawing>
+      </w:r>
+    </w:p>
+    <w:p>
+      <w:pPr>
+        <w:spacing w:after="120"/>
+        <w:jc w:val="both"/>
+        <w:rPr>
+          <w:b/>
+          <w:bCs/>
+        </w:rPr>
+      </w:pPr>
+      <w:r>
+        <w:rPr>
+          <w:b/>
+          <w:bCs/>
+        </w:rPr>
+        <w:lastRenderedPageBreak/>
+        <w:drawing>
+          <wp:inline distT="0" distB="0" distL="0" distR="0" wp14:anchorId="60053144" wp14:editId="57B614C2">
+            <wp:extent cx="5943600" cy="3928110"/>
+            <wp:effectExtent l="0" t="0" r="0" b="0"/>
+            <wp:docPr id="310788518" name="Picture 1"/>
+            <wp:cNvGraphicFramePr>
+              <a:graphicFrameLocks xmlns:a="http://schemas.openxmlformats.org/drawingml/2006/main" noChangeAspect="1"/>
+            </wp:cNvGraphicFramePr>
+            <a:graphic xmlns:a="http://schemas.openxmlformats.org/drawingml/2006/main">
+              <a:graphicData uri="http://schemas.openxmlformats.org/drawingml/2006/picture">
+                <pic:pic xmlns:pic="http://schemas.openxmlformats.org/drawingml/2006/picture">
+                  <pic:nvPicPr>
+                    <pic:cNvPr id="310788518" name=""/>
+                    <pic:cNvPicPr/>
+                  </pic:nvPicPr>
+                  <pic:blipFill>
+                    <a:blip r:embed="rId16"/>
+                    <a:stretch>
+                      <a:fillRect/>
+                    </a:stretch>
+                  </pic:blipFill>
+                  <pic:spPr>
+                    <a:xfrm>
+                      <a:off x="0" y="0"/>
+                      <a:ext cx="5943600" cy="3928110"/>
+                    </a:xfrm>
+                    <a:prstGeom prst="rect">
+                      <a:avLst/>
+                    </a:prstGeom>
+                  </pic:spPr>
+                </pic:pic>
+              </a:graphicData>
+            </a:graphic>
+          </wp:inline>
+        </w:drawing>
+      </w:r>
+    </w:p>
+    <w:p>
+      <w:pPr>
+        <w:spacing w:after="120"/>
+        <w:jc w:val="both"/>
+        <w:rPr>
+          <w:b/>
+          <w:bCs/>
+        </w:rPr>
+      </w:pPr>
+      <w:r>
+        <w:rPr>
+          <w:b/>
+          <w:bCs/>
+        </w:rPr>
+        <w:drawing>
+          <wp:inline distT="0" distB="0" distL="0" distR="0" wp14:anchorId="509659AF" wp14:editId="32FB6DE2">
+            <wp:extent cx="2800741" cy="276264"/>
+            <wp:effectExtent l="0" t="0" r="0" b="9525"/>
+            <wp:docPr id="1864728368" name="Picture 1"/>
+            <wp:cNvGraphicFramePr>
+              <a:graphicFrameLocks xmlns:a="http://schemas.openxmlformats.org/drawingml/2006/main" noChangeAspect="1"/>
+            </wp:cNvGraphicFramePr>
+            <a:graphic xmlns:a="http://schemas.openxmlformats.org/drawingml/2006/main">
+              <a:graphicData uri="http://schemas.openxmlformats.org/drawingml/2006/picture">
+                <pic:pic xmlns:pic="http://schemas.openxmlformats.org/drawingml/2006/picture">
+                  <pic:nvPicPr>
+                    <pic:cNvPr id="1864728368" name=""/>
+                    <pic:cNvPicPr/>
+                  </pic:nvPicPr>
+                  <pic:blipFill>
+                    <a:blip r:embed="rId17"/>
+                    <a:stretch>
+                      <a:fillRect/>
+                    </a:stretch>
+                  </pic:blipFill>
+                  <pic:spPr>
+                    <a:xfrm>
+                      <a:off x="0" y="0"/>
+                      <a:ext cx="2800741" cy="276264"/>
+                    </a:xfrm>
+                    <a:prstGeom prst="rect">
+                      <a:avLst/>
+                    </a:prstGeom>
+                  </pic:spPr>
+                </pic:pic>
+              </a:graphicData>
+            </a:graphic>
+          </wp:inline>
+        </w:drawing>
+      </w:r>
     </w:p>
     <w:p>
       <w:pPr>
@@ -4217,13 +4823,104 @@
           <w:szCs w:val="28"/>
         </w:rPr>
       </w:pPr>
-      <w:r>
+    </w:p>
+    <w:p>
+      <w:pPr>
         <w:rPr>
           <w:b/>
           <w:bCs/>
           <w:sz w:val="28"/>
           <w:szCs w:val="28"/>
         </w:rPr>
+      </w:pPr>
+    </w:p>
+    <w:p>
+      <w:pPr>
+        <w:rPr>
+          <w:b/>
+          <w:bCs/>
+          <w:sz w:val="28"/>
+          <w:szCs w:val="28"/>
+        </w:rPr>
+      </w:pPr>
+    </w:p>
+    <w:p>
+      <w:pPr>
+        <w:rPr>
+          <w:b/>
+          <w:bCs/>
+          <w:sz w:val="28"/>
+          <w:szCs w:val="28"/>
+        </w:rPr>
+      </w:pPr>
+    </w:p>
+    <w:p>
+      <w:pPr>
+        <w:rPr>
+          <w:b/>
+          <w:bCs/>
+          <w:sz w:val="28"/>
+          <w:szCs w:val="28"/>
+        </w:rPr>
+      </w:pPr>
+    </w:p>
+    <w:p>
+      <w:pPr>
+        <w:rPr>
+          <w:b/>
+          <w:bCs/>
+          <w:sz w:val="28"/>
+          <w:szCs w:val="28"/>
+        </w:rPr>
+      </w:pPr>
+    </w:p>
+    <w:p>
+      <w:pPr>
+        <w:rPr>
+          <w:b/>
+          <w:bCs/>
+          <w:sz w:val="28"/>
+          <w:szCs w:val="28"/>
+        </w:rPr>
+      </w:pPr>
+    </w:p>
+    <w:p>
+      <w:pPr>
+        <w:rPr>
+          <w:b/>
+          <w:bCs/>
+          <w:sz w:val="28"/>
+          <w:szCs w:val="28"/>
+        </w:rPr>
+      </w:pPr>
+    </w:p>
+    <w:p>
+      <w:pPr>
+        <w:rPr>
+          <w:b/>
+          <w:bCs/>
+          <w:sz w:val="28"/>
+          <w:szCs w:val="28"/>
+        </w:rPr>
+      </w:pPr>
+    </w:p>
+    <w:p>
+      <w:pPr>
+        <w:rPr>
+          <w:b/>
+          <w:bCs/>
+          <w:sz w:val="28"/>
+          <w:szCs w:val="28"/>
+        </w:rPr>
+      </w:pPr>
+      <w:r>
+        <w:rPr>
+          <w:b/>
+          <w:bCs/>
+          <w:sz w:val="28"/>
+          <w:szCs w:val="28"/>
+        </w:rPr>
+        <w:lastRenderedPageBreak/>
         <w:t>9 Conclusion</w:t>
       </w:r>
     </w:p>
@@ -4274,47 +4971,13 @@
         </w:rPr>
         <w:t>using Python and data parallelism using OpenMP in C++. While the Python implementation focuses on system-level task parallelism, the OpenMP implementation highlights efficient CPU-level parallel computation. Together, they provide a comprehensive solution for real-time image processing systems.</w:t>
       </w:r>
+      <w:bookmarkStart w:id="11" w:name="_Toc228151433"/>
     </w:p>
     <w:p>
       <w:pPr>
         <w:pStyle w:val="Heading1"/>
       </w:pPr>
       <w:r>
-        <w:t xml:space="preserve"> </w:t>
-      </w:r>
-      <w:bookmarkStart w:id="11" w:name="_Toc228151433"/>
-    </w:p>
-    <w:p>
-      <w:pPr>
-        <w:pStyle w:val="Heading1"/>
-      </w:pPr>
-    </w:p>
-    <w:p>
-      <w:pPr>
-        <w:pStyle w:val="Heading1"/>
-      </w:pPr>
-    </w:p>
-    <w:p>
-      <w:pPr>
-        <w:pStyle w:val="Heading1"/>
-      </w:pPr>
-    </w:p>
-    <w:p>
-      <w:pPr>
-        <w:pStyle w:val="Heading1"/>
-      </w:pPr>
-    </w:p>
-    <w:p>
-      <w:pPr>
-        <w:pStyle w:val="Heading1"/>
-      </w:pPr>
-    </w:p>
-    <w:p>
-      <w:pPr>
-        <w:pStyle w:val="Heading1"/>
-      </w:pPr>
-      <w:r>
-        <w:lastRenderedPageBreak/>
         <w:t>References</w:t>
       </w:r>
       <w:bookmarkEnd w:id="11"/>
@@ -5091,6 +5754,7 @@
   <w:style w:type="character" w:default="1" w:styleId="DefaultParagraphFont">
     <w:name w:val="Default Paragraph Font"/>
     <w:uiPriority w:val="1"/>
+    <w:semiHidden/>
     <w:unhideWhenUsed/>
   </w:style>
   <w:style w:type="table" w:default="1" w:styleId="TableNormal">
